--- a/Notes_19Sep25.docx
+++ b/Notes_19Sep25.docx
@@ -548,15 +548,13 @@
           <w:rFonts w:ascii="Courier New" w:hAnsi="Courier New" w:cs="Courier New"/>
           <w:sz w:val="20"/>
           <w:szCs w:val="20"/>
-          <w:lang w:val="fr-FR"/>
-        </w:rPr>
-      </w:pPr>
-      <w:r>
-        <w:rPr>
-          <w:rFonts w:ascii="Courier New" w:hAnsi="Courier New" w:cs="Courier New"/>
-          <w:sz w:val="20"/>
-          <w:szCs w:val="20"/>
-          <w:lang w:val="fr-FR"/>
+        </w:rPr>
+      </w:pPr>
+      <w:r>
+        <w:rPr>
+          <w:rFonts w:ascii="Courier New" w:hAnsi="Courier New" w:cs="Courier New"/>
+          <w:sz w:val="20"/>
+          <w:szCs w:val="20"/>
         </w:rPr>
         <w:t>ans =</w:t>
       </w:r>
@@ -575,7 +573,6 @@
           <w:rFonts w:ascii="Courier New" w:hAnsi="Courier New" w:cs="Courier New"/>
           <w:sz w:val="20"/>
           <w:szCs w:val="20"/>
-          <w:lang w:val="fr-FR"/>
         </w:rPr>
         <w:t xml:space="preserve">   </w:t>
       </w:r>
@@ -15944,13 +15941,7 @@
         <w:pStyle w:val="Heading1"/>
       </w:pPr>
       <w:r>
-        <w:t xml:space="preserve">Feb </w:t>
-      </w:r>
-      <w:r>
-        <w:t>18</w:t>
-      </w:r>
-      <w:r>
-        <w:t xml:space="preserve"> 2026 meeting</w:t>
+        <w:t>Feb 18 2026 meeting</w:t>
       </w:r>
     </w:p>
     <w:p>
@@ -15962,10 +15953,7 @@
         </w:numPr>
       </w:pPr>
       <w:r>
-        <w:t xml:space="preserve">Merging spaces: </w:t>
-      </w:r>
-      <w:r>
-        <w:t xml:space="preserve">it looks like there is good correspondence between the diagnostic odors from the two datasets (megamat and validation2), -- and that the separation between the experimental odors remains.  Good alignment of the diagnostic odors when adjusting centroids and overall scale, and using same PC’s.  Not clear whether minimizing distances between corresponding diagnostic odors will be a different analysis.  Helpful to </w:t>
+        <w:t xml:space="preserve">Merging spaces: it looks like there is good correspondence between the diagnostic odors from the two datasets (megamat and validation2), -- and that the separation between the experimental odors remains.  Good alignment of the diagnostic odors when adjusting centroids and overall scale, and using same PC’s.  Not clear whether minimizing distances between corresponding diagnostic odors will be a different analysis.  Helpful to </w:t>
       </w:r>
       <w:r>
         <w:lastRenderedPageBreak/>
@@ -15986,10 +15974,7 @@
         </w:numPr>
       </w:pPr>
       <w:r>
-        <w:t>TNT experiments: Summar</w:t>
-      </w:r>
-      <w:r>
-        <w:t>y done, not discussed; Yang will begin drafting</w:t>
+        <w:t>TNT experiments: Summary done, not discussed; Yang will begin drafting</w:t>
       </w:r>
     </w:p>
     <w:p>
@@ -16011,10 +15996,7 @@
         </w:numPr>
       </w:pPr>
       <w:r>
-        <w:t xml:space="preserve">Predictions of anisotropies of the transformation:  </w:t>
-      </w:r>
-      <w:r>
-        <w:t>proceeding with the “drop two” strategy – but on the ORN side, the “dropping” is after the missing-data affine filling in; after that, only the non-dropped odors are used for constructing the space via PCA.  On the KC side, odors are dropped within each fly, then PCA, then consensus.  It should be possible to distinguish between in-sample model errors, and out-of-sample model errors.</w:t>
+        <w:t>Predictions of anisotropies of the transformation:  proceeding with the “drop two” strategy – but on the ORN side, the “dropping” is after the missing-data affine filling in; after that, only the non-dropped odors are used for constructing the space via PCA.  On the KC side, odors are dropped within each fly, then PCA, then consensus.  It should be possible to distinguish between in-sample model errors, and out-of-sample model errors.</w:t>
       </w:r>
     </w:p>
     <w:p>
@@ -16041,7 +16023,13 @@
         </w:numPr>
       </w:pPr>
       <w:r>
-        <w:t>Prediction: ability to predict magnif factor will fail for short diatances, but work for long distances</w:t>
+        <w:t xml:space="preserve">Prediction: ability to predict magnif factor will fail for short </w:t>
+      </w:r>
+      <w:r>
+        <w:t>distances</w:t>
+      </w:r>
+      <w:r>
+        <w:t>, but work for long distances</w:t>
       </w:r>
     </w:p>
     <w:p>
@@ -16058,11 +16046,590 @@
     </w:p>
     <w:p>
       <w:pPr>
-        <w:rPr>
-          <w:b/>
-          <w:bCs/>
-        </w:rPr>
-      </w:pPr>
+        <w:pStyle w:val="Heading1"/>
+      </w:pPr>
+      <w:r>
+        <w:t>Feb 25 2026</w:t>
+      </w:r>
+      <w:r>
+        <w:t xml:space="preserve"> notes and meeting</w:t>
+      </w:r>
+    </w:p>
+    <w:p>
+      <w:pPr>
+        <w:pStyle w:val="ListParagraph"/>
+      </w:pPr>
+    </w:p>
+    <w:p>
+      <w:pPr>
+        <w:pStyle w:val="ListParagraph"/>
+        <w:numPr>
+          <w:ilvl w:val="0"/>
+          <w:numId w:val="3"/>
+        </w:numPr>
+      </w:pPr>
+      <w:r>
+        <w:t>Predictions of distances between pairs of odorants, with isotropic and anisotropic transformations, all based on trial-averaged data, not mean subtracted, aligned in ORN space via missing-data algorithm.  Analyses with hlid_pred_magnif_demo (hlid_pred_magnif_demo_19Feb26.[txt,mat], and plotted with hlid_pred_magnif_plot:</w:t>
+      </w:r>
+    </w:p>
+    <w:p>
+      <w:pPr>
+        <w:pStyle w:val="ListParagraph"/>
+      </w:pPr>
+    </w:p>
+    <w:p>
+      <w:pPr>
+        <w:pStyle w:val="ListParagraph"/>
+      </w:pPr>
+      <w:r>
+        <w:t>hlid_pred_magnif_kcdist_[in,out]samp</w:t>
+      </w:r>
+      <w:r>
+        <w:t>.fig</w:t>
+      </w:r>
+      <w:r>
+        <w:t xml:space="preserve">:  scattergram of actual distances in kc space, vs predictions, as function of model dimension.  Top row: prediction for isotropic mapping, bottom row, prediction for affine mapping.  Black points are the pairs for which the distance in the ORN space is above the median, red points, below the median. </w:t>
+      </w:r>
+    </w:p>
+    <w:p>
+      <w:pPr>
+        <w:pStyle w:val="ListParagraph"/>
+      </w:pPr>
+      <w:r>
+        <w:t>insamp: all 17 odorants used</w:t>
+      </w:r>
+    </w:p>
+    <w:p>
+      <w:pPr>
+        <w:pStyle w:val="ListParagraph"/>
+      </w:pPr>
+      <w:r>
+        <w:t>outsamp: the two odorants for which the prediction is made are omitted from finding the transformation</w:t>
+      </w:r>
+      <w:r>
+        <w:t xml:space="preserve"> </w:t>
+      </w:r>
+      <w:r>
+        <w:t>; the ORN profiles are projected into the PC space of the remaining 15 odorants, and the transformation from the 15 odorants is then used to predict the distance in KC space</w:t>
+      </w:r>
+    </w:p>
+    <w:p>
+      <w:pPr>
+        <w:pStyle w:val="ListParagraph"/>
+      </w:pPr>
+    </w:p>
+    <w:p>
+      <w:pPr>
+        <w:pStyle w:val="ListParagraph"/>
+      </w:pPr>
+      <w:r>
+        <w:t>hlid_pred_magnif_ratio_[in,out]samp</w:t>
+      </w:r>
+      <w:r>
+        <w:t>.fig</w:t>
+      </w:r>
+      <w:r>
+        <w:t>: same as above, but the ratio of the kc distance to the orn distance is plotted</w:t>
+      </w:r>
+    </w:p>
+    <w:p>
+      <w:pPr>
+        <w:pStyle w:val="ListParagraph"/>
+      </w:pPr>
+    </w:p>
+    <w:p>
+      <w:pPr>
+        <w:pStyle w:val="ListParagraph"/>
+      </w:pPr>
+      <w:r>
+        <w:t>hlid_pred_magnif_kcdist_[in,out]samp_heatmap</w:t>
+      </w:r>
+      <w:r>
+        <w:t>.fig</w:t>
+      </w:r>
+      <w:r>
+        <w:t xml:space="preserve">: heatmaps of the distances in kc space.  Top row, </w:t>
+      </w:r>
+      <w:r>
+        <w:t>distance</w:t>
+      </w:r>
+      <w:r>
+        <w:t xml:space="preserve"> from KC data, middle row: isotropic model prediction, bottom row, anisotropic model prediction</w:t>
+      </w:r>
+    </w:p>
+    <w:p>
+      <w:pPr>
+        <w:pStyle w:val="ListParagraph"/>
+      </w:pPr>
+    </w:p>
+    <w:p>
+      <w:pPr>
+        <w:pStyle w:val="ListParagraph"/>
+      </w:pPr>
+      <w:r>
+        <w:t>hlid_pred_magnif_kcdist_[in,out]samp_heatmap_sub</w:t>
+      </w:r>
+      <w:r>
+        <w:t>.fig</w:t>
+      </w:r>
+      <w:r>
+        <w:t>: subtraction heatmaps:  heatmaps of the distances in kc space.  Top row, data-isotropic, bottom row, data-</w:t>
+      </w:r>
+      <w:r>
+        <w:t>anisotropic</w:t>
+      </w:r>
+    </w:p>
+    <w:p>
+      <w:pPr>
+        <w:pStyle w:val="ListParagraph"/>
+      </w:pPr>
+    </w:p>
+    <w:p>
+      <w:pPr>
+        <w:pStyle w:val="ListParagraph"/>
+      </w:pPr>
+      <w:r>
+        <w:t xml:space="preserve">hlid_pred_magnif_kcdist_summary.fig: various measures of goodness of fit (each row), </w:t>
+      </w:r>
+      <w:r>
+        <w:t xml:space="preserve">as function of dimension, model type (procrustes, dotted; affine, solid), and in-sample(red) vs out-of-sample (blue) </w:t>
+      </w:r>
+    </w:p>
+    <w:p>
+      <w:pPr>
+        <w:pStyle w:val="ListParagraph"/>
+      </w:pPr>
+    </w:p>
+    <w:p>
+      <w:pPr>
+        <w:pStyle w:val="ListParagraph"/>
+        <w:numPr>
+          <w:ilvl w:val="0"/>
+          <w:numId w:val="3"/>
+        </w:numPr>
+      </w:pPr>
+      <w:r>
+        <w:t xml:space="preserve">Meeting:  the outlier is aa=acetic acid, the one odor that is an attractant.  And it is only predicted in the “in-sample” dataset with 8 or 9 dimensions. There is another odor panel, but with volumetric imaging and more movement artifact, that has both attractive and repulsive odors – so one can test whether this is the crucial “feature”.  That odor set has too much motion for ROI analysis at the KC stage, so one would likely want to do PCA on the voxels, or on the voxels after some blurring. </w:t>
+      </w:r>
+    </w:p>
+    <w:p>
+      <w:pPr>
+        <w:pStyle w:val="ListParagraph"/>
+      </w:pPr>
+    </w:p>
+    <w:p>
+      <w:pPr>
+        <w:pStyle w:val="ListParagraph"/>
+      </w:pPr>
+    </w:p>
+    <w:p>
+      <w:pPr>
+        <w:pStyle w:val="ListParagraph"/>
+      </w:pPr>
+    </w:p>
+    <w:p>
+      <w:pPr>
+        <w:pStyle w:val="ListParagraph"/>
+      </w:pPr>
+    </w:p>
+    <w:p>
+      <w:pPr>
+        <w:pStyle w:val="Heading1"/>
+      </w:pPr>
+      <w:r>
+        <w:t>Mar 4 2026 meeting</w:t>
+      </w:r>
+    </w:p>
+    <w:p>
+      <w:pPr>
+        <w:pStyle w:val="ListParagraph"/>
+      </w:pPr>
+    </w:p>
+    <w:p>
+      <w:pPr>
+        <w:pStyle w:val="ListParagraph"/>
+        <w:numPr>
+          <w:ilvl w:val="0"/>
+          <w:numId w:val="3"/>
+        </w:numPr>
+      </w:pPr>
+      <w:r>
+        <w:t>Discussion of analysis of the “George” datasets of KC data</w:t>
+      </w:r>
+    </w:p>
+    <w:p>
+      <w:pPr>
+        <w:pStyle w:val="ListParagraph"/>
+        <w:numPr>
+          <w:ilvl w:val="1"/>
+          <w:numId w:val="3"/>
+        </w:numPr>
+      </w:pPr>
+      <w:r>
+        <w:t>About 24 odors, some attractive,  a few (CO2) aversive, many monomolecular neutral; odors are presented in a (different) pseudorandom sequence in each of three blocks</w:t>
+      </w:r>
+    </w:p>
+    <w:p>
+      <w:pPr>
+        <w:pStyle w:val="ListParagraph"/>
+        <w:numPr>
+          <w:ilvl w:val="1"/>
+          <w:numId w:val="3"/>
+        </w:numPr>
+      </w:pPr>
+      <w:r>
+        <w:t>Two sets of flies, one “hanging” (usual prep, better motion correction), one “walking” (less-good motion correction, and this genotype walks less than typical) – but level of motion correction did not allow for extraction of ROIs</w:t>
+      </w:r>
+    </w:p>
+    <w:p>
+      <w:pPr>
+        <w:pStyle w:val="ListParagraph"/>
+        <w:numPr>
+          <w:ilvl w:val="1"/>
+          <w:numId w:val="3"/>
+        </w:numPr>
+      </w:pPr>
+      <w:r>
+        <w:t>Odor is on for 10 sec then off for a long time; previous KC data were odor on for 3 sec</w:t>
+      </w:r>
+    </w:p>
+    <w:p>
+      <w:pPr>
+        <w:pStyle w:val="ListParagraph"/>
+        <w:numPr>
+          <w:ilvl w:val="1"/>
+          <w:numId w:val="3"/>
+        </w:numPr>
+      </w:pPr>
+      <w:r>
+        <w:t>Analysis up to now has been based on bulk delta-F/F signal, but we coujld try to analyze based on PCA of delta-F/F</w:t>
+      </w:r>
+    </w:p>
+    <w:p>
+      <w:pPr>
+        <w:pStyle w:val="ListParagraph"/>
+        <w:numPr>
+          <w:ilvl w:val="1"/>
+          <w:numId w:val="3"/>
+        </w:numPr>
+      </w:pPr>
+      <w:r>
+        <w:t xml:space="preserve">Data </w:t>
+      </w:r>
+      <w:r>
+        <w:t xml:space="preserve">could be analyzed </w:t>
+      </w:r>
+      <w:r>
+        <w:t>as x,y,z,t, wit</w:t>
+      </w:r>
+      <w:r>
+        <w:t>h a mask; separate masks for calyx, stalk, and several outflow channels</w:t>
+      </w:r>
+    </w:p>
+    <w:p>
+      <w:pPr>
+        <w:pStyle w:val="ListParagraph"/>
+        <w:numPr>
+          <w:ilvl w:val="2"/>
+          <w:numId w:val="3"/>
+        </w:numPr>
+      </w:pPr>
+      <w:r>
+        <w:t>would have to smoothe in x and y (but probably not z), smoothing to be determined empirically</w:t>
+      </w:r>
+    </w:p>
+    <w:p>
+      <w:pPr>
+        <w:pStyle w:val="ListParagraph"/>
+        <w:ind w:left="2160"/>
+      </w:pPr>
+      <w:r>
+        <w:t>based on visual features, or ability to concentrate the response in PC’s</w:t>
+      </w:r>
+    </w:p>
+    <w:p>
+      <w:pPr>
+        <w:pStyle w:val="ListParagraph"/>
+        <w:numPr>
+          <w:ilvl w:val="2"/>
+          <w:numId w:val="3"/>
+        </w:numPr>
+      </w:pPr>
+      <w:r>
+        <w:t>would have to choose a temporal response measure – peak, sum in a window, or maybe a template – but same template to be used across odors (maybe not across calyx/stalk/outflow)</w:t>
+      </w:r>
+    </w:p>
+    <w:p>
+      <w:pPr>
+        <w:pStyle w:val="ListParagraph"/>
+        <w:numPr>
+          <w:ilvl w:val="1"/>
+          <w:numId w:val="3"/>
+        </w:numPr>
+      </w:pPr>
+      <w:r>
+        <w:t>First steps would be to look at raw patterns, dot-product comparison across same odor./different odor (each z-slice separately, or combined; full data or pc’s, smoothed or not, temporal window or not)</w:t>
+      </w:r>
+    </w:p>
+    <w:p>
+      <w:pPr>
+        <w:pStyle w:val="ListParagraph"/>
+        <w:numPr>
+          <w:ilvl w:val="1"/>
+          <w:numId w:val="3"/>
+        </w:numPr>
+      </w:pPr>
+      <w:r>
+        <w:t xml:space="preserve">Eventually construct space by PCs, and compare distances with distances in an ORN dataset with the same odors </w:t>
+      </w:r>
+    </w:p>
+    <w:p>
+      <w:pPr>
+        <w:pStyle w:val="ListParagraph"/>
+        <w:ind w:left="2160"/>
+      </w:pPr>
+    </w:p>
+    <w:p>
+      <w:pPr>
+        <w:pStyle w:val="ListParagraph"/>
+        <w:ind w:left="2160"/>
+      </w:pPr>
+    </w:p>
+    <w:p>
+      <w:pPr>
+        <w:pStyle w:val="ListParagraph"/>
+        <w:numPr>
+          <w:ilvl w:val="0"/>
+          <w:numId w:val="3"/>
+        </w:numPr>
+      </w:pPr>
+      <w:r>
+        <w:t>Merging project</w:t>
+      </w:r>
+    </w:p>
+    <w:p>
+      <w:pPr>
+        <w:pStyle w:val="ListParagraph"/>
+        <w:numPr>
+          <w:ilvl w:val="1"/>
+          <w:numId w:val="3"/>
+        </w:numPr>
+      </w:pPr>
+      <w:r>
+        <w:t>Working with two ORN datasets, with only the diagnostic odors in common</w:t>
+      </w:r>
+    </w:p>
+    <w:p>
+      <w:pPr>
+        <w:pStyle w:val="ListParagraph"/>
+        <w:numPr>
+          <w:ilvl w:val="2"/>
+          <w:numId w:val="3"/>
+        </w:numPr>
+      </w:pPr>
+      <w:r>
+        <w:t>Considering only the diagnostic odors: how reproducible are the responses?  Can compare glomerular patterns directly, or in PC space based on glomerular patterns.  Looks like both a scaling and an offset are required, but unclear which is more important.</w:t>
+      </w:r>
+    </w:p>
+    <w:p>
+      <w:pPr>
+        <w:pStyle w:val="ListParagraph"/>
+        <w:numPr>
+          <w:ilvl w:val="2"/>
+          <w:numId w:val="3"/>
+        </w:numPr>
+      </w:pPr>
+      <w:r>
+        <w:t>When this transformation is extended to the other odors, what happens? Can do this after projection into the PC space of the diagnostic odors, or, assume that the transformation in the diagnostic space extends.</w:t>
+      </w:r>
+    </w:p>
+    <w:p>
+      <w:pPr>
+        <w:pStyle w:val="ListParagraph"/>
+        <w:numPr>
+          <w:ilvl w:val="2"/>
+          <w:numId w:val="3"/>
+        </w:numPr>
+      </w:pPr>
+      <w:r>
+        <w:t>How will this work if one only did PCA within each set, and didn’t have access to the glomerular patterns?</w:t>
+      </w:r>
+    </w:p>
+    <w:p>
+      <w:pPr>
+        <w:pStyle w:val="ListParagraph"/>
+        <w:numPr>
+          <w:ilvl w:val="1"/>
+          <w:numId w:val="3"/>
+        </w:numPr>
+      </w:pPr>
+      <w:r>
+        <w:t>Extend to other ORN datasets, and to KC datasets</w:t>
+      </w:r>
+    </w:p>
+    <w:p>
+      <w:pPr>
+        <w:pStyle w:val="Heading1"/>
+      </w:pPr>
+      <w:r>
+        <w:t>Mar 10 2026 meeting with Barnum</w:t>
+      </w:r>
+    </w:p>
+    <w:p>
+      <w:pPr>
+        <w:pStyle w:val="ListParagraph"/>
+        <w:numPr>
+          <w:ilvl w:val="0"/>
+          <w:numId w:val="3"/>
+        </w:numPr>
+      </w:pPr>
+      <w:r>
+        <w:t>Will transmit files as raw fluorescence; 10 or 11 slices sequentially scanned, but after motion correction</w:t>
+      </w:r>
+    </w:p>
+    <w:p>
+      <w:pPr>
+        <w:pStyle w:val="ListParagraph"/>
+        <w:numPr>
+          <w:ilvl w:val="0"/>
+          <w:numId w:val="3"/>
+        </w:numPr>
+      </w:pPr>
+      <w:r>
+        <w:t>To convert raw fluorescence to deltaF/F, take average of the 10-sec prestim period and subtract (no linear detrending)</w:t>
+      </w:r>
+    </w:p>
+    <w:p>
+      <w:pPr>
+        <w:pStyle w:val="ListParagraph"/>
+        <w:numPr>
+          <w:ilvl w:val="0"/>
+          <w:numId w:val="3"/>
+        </w:numPr>
+      </w:pPr>
+      <w:r>
+        <w:t>Use same period for establishing the standard dev for z-scores.</w:t>
+      </w:r>
+    </w:p>
+    <w:p>
+      <w:pPr>
+        <w:pStyle w:val="ListParagraph"/>
+        <w:numPr>
+          <w:ilvl w:val="0"/>
+          <w:numId w:val="3"/>
+        </w:numPr>
+      </w:pPr>
+      <w:r>
+        <w:t>Data has 40 sec of time after stimulus offset, before next 10-10-40 bout</w:t>
+      </w:r>
+    </w:p>
+    <w:p>
+      <w:pPr>
+        <w:pStyle w:val="ListParagraph"/>
+        <w:numPr>
+          <w:ilvl w:val="0"/>
+          <w:numId w:val="3"/>
+        </w:numPr>
+      </w:pPr>
+      <w:r>
+        <w:t>Five trials per stimulus, randomized in blocks</w:t>
+      </w:r>
+    </w:p>
+    <w:p>
+      <w:pPr>
+        <w:pStyle w:val="ListParagraph"/>
+        <w:numPr>
+          <w:ilvl w:val="0"/>
+          <w:numId w:val="3"/>
+        </w:numPr>
+      </w:pPr>
+      <w:r>
+        <w:t>Need raw data from prestim period since we will be looking at spatial averaging (which would require recreation of baseline and std dev for z-scoring)</w:t>
+      </w:r>
+    </w:p>
+    <w:p>
+      <w:pPr>
+        <w:pStyle w:val="ListParagraph"/>
+        <w:numPr>
+          <w:ilvl w:val="0"/>
+          <w:numId w:val="3"/>
+        </w:numPr>
+      </w:pPr>
+      <w:r>
+        <w:t>First step is to look at similarity matrix, without any PCA – to see about spatial filtering and choice of response measure (peak, window, etc)</w:t>
+      </w:r>
+    </w:p>
+    <w:p>
+      <w:pPr>
+        <w:pStyle w:val="ListParagraph"/>
+        <w:ind w:left="1440"/>
+      </w:pPr>
+    </w:p>
+    <w:p>
+      <w:pPr>
+        <w:pStyle w:val="ListParagraph"/>
+      </w:pPr>
+    </w:p>
+    <w:p>
+      <w:pPr>
+        <w:pStyle w:val="ListParagraph"/>
+      </w:pPr>
+    </w:p>
+    <w:p>
+      <w:pPr>
+        <w:pStyle w:val="Heading1"/>
+      </w:pPr>
+      <w:r>
+        <w:t>Mar 1</w:t>
+      </w:r>
+      <w:r>
+        <w:t>1</w:t>
+      </w:r>
+      <w:r>
+        <w:t xml:space="preserve"> 2026 meeting</w:t>
+      </w:r>
+    </w:p>
+    <w:p>
+      <w:pPr>
+        <w:pStyle w:val="ListParagraph"/>
+        <w:numPr>
+          <w:ilvl w:val="0"/>
+          <w:numId w:val="3"/>
+        </w:numPr>
+      </w:pPr>
+      <w:r>
+        <w:t>Merging project: best scaling for common subset of diagnostics is ~0.98.</w:t>
+      </w:r>
+      <w:r>
+        <w:t xml:space="preserve">  Perhaps assuming a scale, and sliding the odors to match the centroid across the common odors will work?</w:t>
+      </w:r>
+    </w:p>
+    <w:p>
+      <w:pPr>
+        <w:pStyle w:val="ListParagraph"/>
+        <w:numPr>
+          <w:ilvl w:val="0"/>
+          <w:numId w:val="3"/>
+        </w:numPr>
+      </w:pPr>
+      <w:r>
+        <w:t xml:space="preserve">Volumetric imaging project: figure of merit – </w:t>
+      </w:r>
+      <w:r>
+        <w:t>a Fisher-discriminant-like variance ratio between within-trial variance, and across-odor variance of the within-odor mean? (Of delta-F, or deltaF/F).  This could be used to optimize spatial filtering and number of PC’s – for a choice of temporal window – but might want to choose temporal window based on biological consideraitons.</w:t>
+      </w:r>
+    </w:p>
+    <w:p>
+      <w:pPr>
+        <w:pStyle w:val="ListParagraph"/>
+        <w:numPr>
+          <w:ilvl w:val="0"/>
+          <w:numId w:val="3"/>
+        </w:numPr>
+      </w:pPr>
+      <w:r>
+        <w:t xml:space="preserve"> A new odor panel to directly verify knitting procedure across megamat and validation2?  Or to use the George “valence” set that overlaps with megamat extensively?  Or a panel that has odors from all three?</w:t>
+      </w:r>
     </w:p>
     <w:sectPr>
       <w:pgSz w:w="12240" w:h="15840"/>
